--- a/docs/fa/docx/feasibility-study-fa.docx
+++ b/docs/fa/docx/feasibility-study-fa.docx
@@ -299,7 +299,32 @@
           <w:szCs w:val="22"/>
           <w:rtl w:val="true"/>
         </w:rPr>
-        <w:t xml:space="preserve">از راه دور از طریق شبکه تلفن همراه است؛ به‌گونه‌ای که کاربر پس از برقراری تماس با ماژول و فشردن کلید مشخصی مانند عدد </w:t>
+        <w:t>از راه دور از طریق شبکه تلفن همراه است</w:t>
+      </w:r>
+      <w:r>
+        <w:rPr>
+          <w:rFonts w:eastAsia="Noto Naskh Arabic" w:cs="LM Roman Slanted 9" w:ascii="LM Roman Slanted 9" w:hAnsi="LM Roman Slanted 9"/>
+          <w:b w:val="false"/>
+          <w:i w:val="false"/>
+          <w:sz w:val="22"/>
+          <w:szCs w:val="22"/>
+          <w:rtl w:val="true"/>
+        </w:rPr>
+        <w:t>.</w:t>
+      </w:r>
+      <w:r>
+        <w:rPr>
+          <w:rFonts w:ascii="LM Roman Slanted 9" w:hAnsi="LM Roman Slanted 9" w:eastAsia="Noto Naskh Arabic" w:cs="LM Roman Slanted 9"/>
+          <w:b w:val="false"/>
+          <w:b w:val="false"/>
+          <w:i w:val="false"/>
+          <w:i w:val="false"/>
+          <w:sz w:val="22"/>
+          <w:sz w:val="22"/>
+          <w:szCs w:val="22"/>
+          <w:rtl w:val="true"/>
+        </w:rPr>
+        <w:t xml:space="preserve">کاربر پس از برقراری تماس با ماژول و فشردن کلید مشخصی مانند عدد </w:t>
       </w:r>
       <w:r>
         <w:rPr>
@@ -4207,16 +4232,565 @@
       <w:pPr>
         <w:pStyle w:val="Normal"/>
         <w:bidi w:val="1"/>
-        <w:jc w:val="left"/>
+        <w:spacing w:lineRule="auto" w:line="276" w:before="0" w:after="100"/>
+        <w:ind w:hanging="0"/>
+        <w:jc w:val="both"/>
         <w:rPr>
           <w:rFonts w:ascii="LM Roman Slanted 9" w:hAnsi="LM Roman Slanted 9" w:cs="LM Roman Slanted 9"/>
         </w:rPr>
       </w:pPr>
       <w:r>
         <w:rPr>
-          <w:rFonts w:cs="LM Roman Slanted 9" w:ascii="LM Roman Slanted 9" w:hAnsi="LM Roman Slanted 9"/>
-          <w:rtl w:val="true"/>
-        </w:rPr>
+          <w:rStyle w:val="Strong"/>
+          <w:rFonts w:ascii="LM Roman Slanted 9" w:hAnsi="LM Roman Slanted 9" w:eastAsia="Noto Naskh Arabic" w:cs="LM Roman Slanted 9"/>
+          <w:i w:val="false"/>
+          <w:i w:val="false"/>
+          <w:sz w:val="23"/>
+          <w:sz w:val="23"/>
+          <w:rtl w:val="true"/>
+        </w:rPr>
+        <w:t>نتیجه بررسی</w:t>
+      </w:r>
+      <w:r>
+        <w:rPr>
+          <w:rStyle w:val="Strong"/>
+          <w:rFonts w:eastAsia="Noto Naskh Arabic" w:cs="LM Roman Slanted 9" w:ascii="LM Roman Slanted 9" w:hAnsi="LM Roman Slanted 9"/>
+          <w:i w:val="false"/>
+          <w:sz w:val="23"/>
+          <w:rtl w:val="true"/>
+        </w:rPr>
+        <w:t>:</w:t>
+      </w:r>
+      <w:r>
+        <w:rPr>
+          <w:rFonts w:eastAsia="Noto Naskh Arabic" w:cs="LM Roman Slanted 9" w:ascii="LM Roman Slanted 9" w:hAnsi="LM Roman Slanted 9"/>
+          <w:b w:val="false"/>
+          <w:i w:val="false"/>
+          <w:sz w:val="23"/>
+          <w:rtl w:val="true"/>
+        </w:rPr>
+        <w:t xml:space="preserve"> </w:t>
+      </w:r>
+      <w:r>
+        <w:rPr>
+          <w:rFonts w:ascii="LM Roman Slanted 9" w:hAnsi="LM Roman Slanted 9" w:eastAsia="Noto Naskh Arabic" w:cs="LM Roman Slanted 9"/>
+          <w:b w:val="false"/>
+          <w:b w:val="false"/>
+          <w:i w:val="false"/>
+          <w:i w:val="false"/>
+          <w:sz w:val="23"/>
+          <w:sz w:val="23"/>
+          <w:rtl w:val="true"/>
+        </w:rPr>
+        <w:t xml:space="preserve">با بررسی مشخصات برد </w:t>
+      </w:r>
+      <w:r>
+        <w:rPr>
+          <w:rFonts w:eastAsia="Noto Naskh Arabic" w:cs="LM Roman Slanted 9" w:ascii="LM Roman Slanted 9" w:hAnsi="LM Roman Slanted 9"/>
+          <w:b w:val="false"/>
+          <w:i w:val="false"/>
+          <w:sz w:val="23"/>
+        </w:rPr>
+        <w:t>STM32F407</w:t>
+      </w:r>
+      <w:r>
+        <w:rPr>
+          <w:rFonts w:eastAsia="Noto Naskh Arabic" w:cs="LM Roman Slanted 9" w:ascii="LM Roman Slanted 9" w:hAnsi="LM Roman Slanted 9"/>
+          <w:b w:val="false"/>
+          <w:i w:val="false"/>
+          <w:sz w:val="23"/>
+          <w:rtl w:val="true"/>
+        </w:rPr>
+        <w:t xml:space="preserve"> </w:t>
+      </w:r>
+      <w:r>
+        <w:rPr>
+          <w:rFonts w:ascii="LM Roman Slanted 9" w:hAnsi="LM Roman Slanted 9" w:eastAsia="Noto Naskh Arabic" w:cs="LM Roman Slanted 9"/>
+          <w:b w:val="false"/>
+          <w:b w:val="false"/>
+          <w:i w:val="false"/>
+          <w:i w:val="false"/>
+          <w:sz w:val="23"/>
+          <w:sz w:val="23"/>
+          <w:rtl w:val="true"/>
+        </w:rPr>
+        <w:t xml:space="preserve">و اتصالات موردنیاز، رابط </w:t>
+      </w:r>
+      <w:r>
+        <w:rPr>
+          <w:rFonts w:eastAsia="Noto Naskh Arabic" w:cs="LM Roman Slanted 9" w:ascii="LM Roman Slanted 9" w:hAnsi="LM Roman Slanted 9"/>
+          <w:b w:val="false"/>
+          <w:i w:val="false"/>
+          <w:sz w:val="23"/>
+        </w:rPr>
+        <w:t>USART3</w:t>
+      </w:r>
+      <w:r>
+        <w:rPr>
+          <w:rFonts w:eastAsia="Noto Naskh Arabic" w:cs="LM Roman Slanted 9" w:ascii="LM Roman Slanted 9" w:hAnsi="LM Roman Slanted 9"/>
+          <w:b w:val="false"/>
+          <w:i w:val="false"/>
+          <w:sz w:val="23"/>
+          <w:rtl w:val="true"/>
+        </w:rPr>
+        <w:t xml:space="preserve"> </w:t>
+      </w:r>
+      <w:r>
+        <w:rPr>
+          <w:rFonts w:ascii="LM Roman Slanted 9" w:hAnsi="LM Roman Slanted 9" w:eastAsia="Noto Naskh Arabic" w:cs="LM Roman Slanted 9"/>
+          <w:b w:val="false"/>
+          <w:b w:val="false"/>
+          <w:i w:val="false"/>
+          <w:i w:val="false"/>
+          <w:sz w:val="23"/>
+          <w:sz w:val="23"/>
+          <w:rtl w:val="true"/>
+        </w:rPr>
+        <w:t>برای ارتباط با ماژول مخابراتی انتخاب شد</w:t>
+      </w:r>
+      <w:r>
+        <w:rPr>
+          <w:rFonts w:eastAsia="Noto Naskh Arabic" w:cs="LM Roman Slanted 9" w:ascii="LM Roman Slanted 9" w:hAnsi="LM Roman Slanted 9"/>
+          <w:b w:val="false"/>
+          <w:i w:val="false"/>
+          <w:sz w:val="23"/>
+          <w:rtl w:val="true"/>
+        </w:rPr>
+        <w:t xml:space="preserve">. </w:t>
+      </w:r>
+      <w:r>
+        <w:rPr>
+          <w:rFonts w:ascii="LM Roman Slanted 9" w:hAnsi="LM Roman Slanted 9" w:eastAsia="Noto Naskh Arabic" w:cs="LM Roman Slanted 9"/>
+          <w:b w:val="false"/>
+          <w:b w:val="false"/>
+          <w:i w:val="false"/>
+          <w:i w:val="false"/>
+          <w:sz w:val="23"/>
+          <w:sz w:val="23"/>
+          <w:rtl w:val="true"/>
+        </w:rPr>
+        <w:t xml:space="preserve">پایه‌های </w:t>
+      </w:r>
+      <w:r>
+        <w:rPr>
+          <w:rFonts w:eastAsia="Noto Naskh Arabic" w:cs="LM Roman Slanted 9" w:ascii="LM Roman Slanted 9" w:hAnsi="LM Roman Slanted 9"/>
+          <w:b w:val="false"/>
+          <w:i w:val="false"/>
+          <w:sz w:val="23"/>
+        </w:rPr>
+        <w:t>PD8</w:t>
+      </w:r>
+      <w:r>
+        <w:rPr>
+          <w:rFonts w:eastAsia="Noto Naskh Arabic" w:cs="LM Roman Slanted 9" w:ascii="LM Roman Slanted 9" w:hAnsi="LM Roman Slanted 9"/>
+          <w:b w:val="false"/>
+          <w:i w:val="false"/>
+          <w:sz w:val="23"/>
+          <w:rtl w:val="true"/>
+        </w:rPr>
+        <w:t xml:space="preserve"> </w:t>
+      </w:r>
+      <w:r>
+        <w:rPr>
+          <w:rFonts w:ascii="LM Roman Slanted 9" w:hAnsi="LM Roman Slanted 9" w:eastAsia="Noto Naskh Arabic" w:cs="LM Roman Slanted 9"/>
+          <w:b w:val="false"/>
+          <w:b w:val="false"/>
+          <w:i w:val="false"/>
+          <w:i w:val="false"/>
+          <w:sz w:val="23"/>
+          <w:sz w:val="23"/>
+          <w:rtl w:val="true"/>
+        </w:rPr>
+        <w:t xml:space="preserve">و </w:t>
+      </w:r>
+      <w:r>
+        <w:rPr>
+          <w:rFonts w:eastAsia="Noto Naskh Arabic" w:cs="LM Roman Slanted 9" w:ascii="LM Roman Slanted 9" w:hAnsi="LM Roman Slanted 9"/>
+          <w:b w:val="false"/>
+          <w:i w:val="false"/>
+          <w:sz w:val="23"/>
+        </w:rPr>
+        <w:t>PD9</w:t>
+      </w:r>
+      <w:r>
+        <w:rPr>
+          <w:rFonts w:eastAsia="Noto Naskh Arabic" w:cs="LM Roman Slanted 9" w:ascii="LM Roman Slanted 9" w:hAnsi="LM Roman Slanted 9"/>
+          <w:b w:val="false"/>
+          <w:i w:val="false"/>
+          <w:sz w:val="23"/>
+          <w:rtl w:val="true"/>
+        </w:rPr>
+        <w:t xml:space="preserve"> </w:t>
+      </w:r>
+      <w:r>
+        <w:rPr>
+          <w:rFonts w:ascii="LM Roman Slanted 9" w:hAnsi="LM Roman Slanted 9" w:eastAsia="Noto Naskh Arabic" w:cs="LM Roman Slanted 9"/>
+          <w:b w:val="false"/>
+          <w:b w:val="false"/>
+          <w:i w:val="false"/>
+          <w:i w:val="false"/>
+          <w:sz w:val="23"/>
+          <w:sz w:val="23"/>
+          <w:rtl w:val="true"/>
+        </w:rPr>
+        <w:t xml:space="preserve">به‌ترتیب به‌عنوان </w:t>
+      </w:r>
+      <w:r>
+        <w:rPr>
+          <w:rFonts w:eastAsia="Noto Naskh Arabic" w:cs="LM Roman Slanted 9" w:ascii="LM Roman Slanted 9" w:hAnsi="LM Roman Slanted 9"/>
+          <w:b w:val="false"/>
+          <w:i w:val="false"/>
+          <w:sz w:val="23"/>
+        </w:rPr>
+        <w:t>TX</w:t>
+      </w:r>
+      <w:r>
+        <w:rPr>
+          <w:rFonts w:eastAsia="Noto Naskh Arabic" w:cs="LM Roman Slanted 9" w:ascii="LM Roman Slanted 9" w:hAnsi="LM Roman Slanted 9"/>
+          <w:b w:val="false"/>
+          <w:i w:val="false"/>
+          <w:sz w:val="23"/>
+          <w:rtl w:val="true"/>
+        </w:rPr>
+        <w:t xml:space="preserve"> </w:t>
+      </w:r>
+      <w:r>
+        <w:rPr>
+          <w:rFonts w:ascii="LM Roman Slanted 9" w:hAnsi="LM Roman Slanted 9" w:eastAsia="Noto Naskh Arabic" w:cs="LM Roman Slanted 9"/>
+          <w:b w:val="false"/>
+          <w:b w:val="false"/>
+          <w:i w:val="false"/>
+          <w:i w:val="false"/>
+          <w:sz w:val="23"/>
+          <w:sz w:val="23"/>
+          <w:rtl w:val="true"/>
+        </w:rPr>
+        <w:t xml:space="preserve">و </w:t>
+      </w:r>
+      <w:r>
+        <w:rPr>
+          <w:rFonts w:eastAsia="Noto Naskh Arabic" w:cs="LM Roman Slanted 9" w:ascii="LM Roman Slanted 9" w:hAnsi="LM Roman Slanted 9"/>
+          <w:b w:val="false"/>
+          <w:i w:val="false"/>
+          <w:sz w:val="23"/>
+        </w:rPr>
+        <w:t>RX</w:t>
+      </w:r>
+      <w:r>
+        <w:rPr>
+          <w:rFonts w:eastAsia="Noto Naskh Arabic" w:cs="LM Roman Slanted 9" w:ascii="LM Roman Slanted 9" w:hAnsi="LM Roman Slanted 9"/>
+          <w:b w:val="false"/>
+          <w:i w:val="false"/>
+          <w:sz w:val="23"/>
+          <w:rtl w:val="true"/>
+        </w:rPr>
+        <w:t xml:space="preserve"> </w:t>
+      </w:r>
+      <w:r>
+        <w:rPr>
+          <w:rFonts w:ascii="LM Roman Slanted 9" w:hAnsi="LM Roman Slanted 9" w:eastAsia="Noto Naskh Arabic" w:cs="LM Roman Slanted 9"/>
+          <w:b w:val="false"/>
+          <w:b w:val="false"/>
+          <w:i w:val="false"/>
+          <w:i w:val="false"/>
+          <w:sz w:val="23"/>
+          <w:sz w:val="23"/>
+          <w:rtl w:val="true"/>
+        </w:rPr>
+        <w:t xml:space="preserve">در نظر گرفته شدند و ارتباط به‌صورت متقاطع با پایه‌های </w:t>
+      </w:r>
+      <w:r>
+        <w:rPr>
+          <w:rFonts w:eastAsia="Noto Naskh Arabic" w:cs="LM Roman Slanted 9" w:ascii="LM Roman Slanted 9" w:hAnsi="LM Roman Slanted 9"/>
+          <w:b w:val="false"/>
+          <w:i w:val="false"/>
+          <w:sz w:val="23"/>
+        </w:rPr>
+        <w:t>RX</w:t>
+      </w:r>
+      <w:r>
+        <w:rPr>
+          <w:rFonts w:eastAsia="Noto Naskh Arabic" w:cs="LM Roman Slanted 9" w:ascii="LM Roman Slanted 9" w:hAnsi="LM Roman Slanted 9"/>
+          <w:b w:val="false"/>
+          <w:i w:val="false"/>
+          <w:sz w:val="23"/>
+          <w:rtl w:val="true"/>
+        </w:rPr>
+        <w:t xml:space="preserve"> </w:t>
+      </w:r>
+      <w:r>
+        <w:rPr>
+          <w:rFonts w:ascii="LM Roman Slanted 9" w:hAnsi="LM Roman Slanted 9" w:eastAsia="Noto Naskh Arabic" w:cs="LM Roman Slanted 9"/>
+          <w:b w:val="false"/>
+          <w:b w:val="false"/>
+          <w:i w:val="false"/>
+          <w:i w:val="false"/>
+          <w:sz w:val="23"/>
+          <w:sz w:val="23"/>
+          <w:rtl w:val="true"/>
+        </w:rPr>
+        <w:t xml:space="preserve">و </w:t>
+      </w:r>
+      <w:r>
+        <w:rPr>
+          <w:rFonts w:eastAsia="Noto Naskh Arabic" w:cs="LM Roman Slanted 9" w:ascii="LM Roman Slanted 9" w:hAnsi="LM Roman Slanted 9"/>
+          <w:b w:val="false"/>
+          <w:i w:val="false"/>
+          <w:sz w:val="23"/>
+        </w:rPr>
+        <w:t>TX</w:t>
+      </w:r>
+      <w:r>
+        <w:rPr>
+          <w:rFonts w:eastAsia="Noto Naskh Arabic" w:cs="LM Roman Slanted 9" w:ascii="LM Roman Slanted 9" w:hAnsi="LM Roman Slanted 9"/>
+          <w:b w:val="false"/>
+          <w:i w:val="false"/>
+          <w:sz w:val="23"/>
+          <w:rtl w:val="true"/>
+        </w:rPr>
+        <w:t xml:space="preserve"> </w:t>
+      </w:r>
+      <w:r>
+        <w:rPr>
+          <w:rFonts w:ascii="LM Roman Slanted 9" w:hAnsi="LM Roman Slanted 9" w:eastAsia="Noto Naskh Arabic" w:cs="LM Roman Slanted 9"/>
+          <w:b w:val="false"/>
+          <w:b w:val="false"/>
+          <w:i w:val="false"/>
+          <w:i w:val="false"/>
+          <w:sz w:val="23"/>
+          <w:sz w:val="23"/>
+          <w:rtl w:val="true"/>
+        </w:rPr>
+        <w:t>ماژول برقرار می‌شود</w:t>
+      </w:r>
+      <w:r>
+        <w:rPr>
+          <w:rFonts w:eastAsia="Noto Naskh Arabic" w:cs="LM Roman Slanted 9" w:ascii="LM Roman Slanted 9" w:hAnsi="LM Roman Slanted 9"/>
+          <w:b w:val="false"/>
+          <w:i w:val="false"/>
+          <w:sz w:val="23"/>
+          <w:rtl w:val="true"/>
+        </w:rPr>
+        <w:t xml:space="preserve">. </w:t>
+      </w:r>
+      <w:r>
+        <w:rPr>
+          <w:rFonts w:ascii="LM Roman Slanted 9" w:hAnsi="LM Roman Slanted 9" w:eastAsia="Noto Naskh Arabic" w:cs="LM Roman Slanted 9"/>
+          <w:b w:val="false"/>
+          <w:b w:val="false"/>
+          <w:i w:val="false"/>
+          <w:i w:val="false"/>
+          <w:sz w:val="23"/>
+          <w:sz w:val="23"/>
+          <w:rtl w:val="true"/>
+        </w:rPr>
+        <w:t>همچنین زمین دو مدار باید مشترک باشد</w:t>
+      </w:r>
+      <w:r>
+        <w:rPr>
+          <w:rFonts w:eastAsia="Noto Naskh Arabic" w:cs="LM Roman Slanted 9" w:ascii="LM Roman Slanted 9" w:hAnsi="LM Roman Slanted 9"/>
+          <w:b w:val="false"/>
+          <w:i w:val="false"/>
+          <w:sz w:val="23"/>
+          <w:rtl w:val="true"/>
+        </w:rPr>
+        <w:t xml:space="preserve">. </w:t>
+      </w:r>
+      <w:r>
+        <w:rPr>
+          <w:rFonts w:ascii="LM Roman Slanted 9" w:hAnsi="LM Roman Slanted 9" w:eastAsia="Noto Naskh Arabic" w:cs="LM Roman Slanted 9"/>
+          <w:b w:val="false"/>
+          <w:b w:val="false"/>
+          <w:i w:val="false"/>
+          <w:i w:val="false"/>
+          <w:sz w:val="23"/>
+          <w:sz w:val="23"/>
+          <w:rtl w:val="true"/>
+        </w:rPr>
+        <w:t xml:space="preserve">پروگرام و دیباگ میکروکنترلر نیز از طریق </w:t>
+      </w:r>
+      <w:r>
+        <w:rPr>
+          <w:rFonts w:eastAsia="Noto Naskh Arabic" w:cs="LM Roman Slanted 9" w:ascii="LM Roman Slanted 9" w:hAnsi="LM Roman Slanted 9"/>
+          <w:b w:val="false"/>
+          <w:i w:val="false"/>
+          <w:sz w:val="23"/>
+        </w:rPr>
+        <w:t>ST-Link</w:t>
+      </w:r>
+      <w:r>
+        <w:rPr>
+          <w:rFonts w:eastAsia="Noto Naskh Arabic" w:cs="LM Roman Slanted 9" w:ascii="LM Roman Slanted 9" w:hAnsi="LM Roman Slanted 9"/>
+          <w:b w:val="false"/>
+          <w:i w:val="false"/>
+          <w:sz w:val="23"/>
+          <w:rtl w:val="true"/>
+        </w:rPr>
+        <w:t xml:space="preserve"> </w:t>
+      </w:r>
+      <w:r>
+        <w:rPr>
+          <w:rFonts w:ascii="LM Roman Slanted 9" w:hAnsi="LM Roman Slanted 9" w:eastAsia="Noto Naskh Arabic" w:cs="LM Roman Slanted 9"/>
+          <w:b w:val="false"/>
+          <w:b w:val="false"/>
+          <w:i w:val="false"/>
+          <w:i w:val="false"/>
+          <w:sz w:val="23"/>
+          <w:sz w:val="23"/>
+          <w:rtl w:val="true"/>
+        </w:rPr>
+        <w:t xml:space="preserve">و رابط </w:t>
+      </w:r>
+      <w:r>
+        <w:rPr>
+          <w:rFonts w:eastAsia="Noto Naskh Arabic" w:cs="LM Roman Slanted 9" w:ascii="LM Roman Slanted 9" w:hAnsi="LM Roman Slanted 9"/>
+          <w:b w:val="false"/>
+          <w:i w:val="false"/>
+          <w:sz w:val="23"/>
+        </w:rPr>
+        <w:t>SWD</w:t>
+      </w:r>
+      <w:r>
+        <w:rPr>
+          <w:rFonts w:eastAsia="Noto Naskh Arabic" w:cs="LM Roman Slanted 9" w:ascii="LM Roman Slanted 9" w:hAnsi="LM Roman Slanted 9"/>
+          <w:b w:val="false"/>
+          <w:i w:val="false"/>
+          <w:sz w:val="23"/>
+          <w:rtl w:val="true"/>
+        </w:rPr>
+        <w:t xml:space="preserve"> </w:t>
+      </w:r>
+      <w:r>
+        <w:rPr>
+          <w:rFonts w:ascii="LM Roman Slanted 9" w:hAnsi="LM Roman Slanted 9" w:eastAsia="Noto Naskh Arabic" w:cs="LM Roman Slanted 9"/>
+          <w:b w:val="false"/>
+          <w:b w:val="false"/>
+          <w:i w:val="false"/>
+          <w:i w:val="false"/>
+          <w:sz w:val="23"/>
+          <w:sz w:val="23"/>
+          <w:rtl w:val="true"/>
+        </w:rPr>
+        <w:t>انجام خواهد شد</w:t>
+      </w:r>
+      <w:r>
+        <w:rPr>
+          <w:rFonts w:eastAsia="Noto Naskh Arabic" w:cs="LM Roman Slanted 9" w:ascii="LM Roman Slanted 9" w:hAnsi="LM Roman Slanted 9"/>
+          <w:b w:val="false"/>
+          <w:i w:val="false"/>
+          <w:sz w:val="23"/>
+          <w:rtl w:val="true"/>
+        </w:rPr>
+        <w:t xml:space="preserve">. </w:t>
+      </w:r>
+      <w:r>
+        <w:rPr>
+          <w:rFonts w:ascii="LM Roman Slanted 9" w:hAnsi="LM Roman Slanted 9" w:eastAsia="Noto Naskh Arabic" w:cs="LM Roman Slanted 9"/>
+          <w:b w:val="false"/>
+          <w:b w:val="false"/>
+          <w:i w:val="false"/>
+          <w:i w:val="false"/>
+          <w:sz w:val="23"/>
+          <w:sz w:val="23"/>
+          <w:rtl w:val="true"/>
+        </w:rPr>
+        <w:t xml:space="preserve">پس از مشخص‌شدن پایه </w:t>
+      </w:r>
+      <w:r>
+        <w:rPr>
+          <w:rFonts w:eastAsia="Noto Naskh Arabic" w:cs="LM Roman Slanted 9" w:ascii="LM Roman Slanted 9" w:hAnsi="LM Roman Slanted 9"/>
+          <w:b w:val="false"/>
+          <w:i w:val="false"/>
+          <w:sz w:val="23"/>
+        </w:rPr>
+        <w:t>GPIO</w:t>
+      </w:r>
+      <w:r>
+        <w:rPr>
+          <w:rFonts w:eastAsia="Noto Naskh Arabic" w:cs="LM Roman Slanted 9" w:ascii="LM Roman Slanted 9" w:hAnsi="LM Roman Slanted 9"/>
+          <w:b w:val="false"/>
+          <w:i w:val="false"/>
+          <w:sz w:val="23"/>
+          <w:rtl w:val="true"/>
+        </w:rPr>
+        <w:t xml:space="preserve"> </w:t>
+      </w:r>
+      <w:r>
+        <w:rPr>
+          <w:rFonts w:ascii="LM Roman Slanted 9" w:hAnsi="LM Roman Slanted 9" w:eastAsia="Noto Naskh Arabic" w:cs="LM Roman Slanted 9"/>
+          <w:b w:val="false"/>
+          <w:b w:val="false"/>
+          <w:i w:val="false"/>
+          <w:i w:val="false"/>
+          <w:sz w:val="23"/>
+          <w:sz w:val="23"/>
+          <w:rtl w:val="true"/>
+        </w:rPr>
+        <w:t xml:space="preserve">مربوط به </w:t>
+      </w:r>
+      <w:r>
+        <w:rPr>
+          <w:rFonts w:eastAsia="Noto Naskh Arabic" w:cs="LM Roman Slanted 9" w:ascii="LM Roman Slanted 9" w:hAnsi="LM Roman Slanted 9"/>
+          <w:b w:val="false"/>
+          <w:i w:val="false"/>
+          <w:sz w:val="23"/>
+        </w:rPr>
+        <w:t>LED</w:t>
+      </w:r>
+      <w:r>
+        <w:rPr>
+          <w:rFonts w:ascii="LM Roman Slanted 9" w:hAnsi="LM Roman Slanted 9" w:eastAsia="Noto Naskh Arabic" w:cs="LM Roman Slanted 9"/>
+          <w:b w:val="false"/>
+          <w:b w:val="false"/>
+          <w:i w:val="false"/>
+          <w:i w:val="false"/>
+          <w:sz w:val="23"/>
+          <w:sz w:val="23"/>
+          <w:rtl w:val="true"/>
+        </w:rPr>
+        <w:t xml:space="preserve">، این پایه به‌عنوان خروجی تنظیم شده و برای کنترل وضعیت </w:t>
+      </w:r>
+      <w:r>
+        <w:rPr>
+          <w:rFonts w:eastAsia="Noto Naskh Arabic" w:cs="LM Roman Slanted 9" w:ascii="LM Roman Slanted 9" w:hAnsi="LM Roman Slanted 9"/>
+          <w:b w:val="false"/>
+          <w:i w:val="false"/>
+          <w:sz w:val="23"/>
+        </w:rPr>
+        <w:t>LED</w:t>
+      </w:r>
+      <w:r>
+        <w:rPr>
+          <w:rFonts w:eastAsia="Noto Naskh Arabic" w:cs="LM Roman Slanted 9" w:ascii="LM Roman Slanted 9" w:hAnsi="LM Roman Slanted 9"/>
+          <w:b w:val="false"/>
+          <w:i w:val="false"/>
+          <w:sz w:val="23"/>
+          <w:rtl w:val="true"/>
+        </w:rPr>
+        <w:t xml:space="preserve"> </w:t>
+      </w:r>
+      <w:r>
+        <w:rPr>
+          <w:rFonts w:ascii="LM Roman Slanted 9" w:hAnsi="LM Roman Slanted 9" w:eastAsia="Noto Naskh Arabic" w:cs="LM Roman Slanted 9"/>
+          <w:b w:val="false"/>
+          <w:b w:val="false"/>
+          <w:i w:val="false"/>
+          <w:i w:val="false"/>
+          <w:sz w:val="23"/>
+          <w:sz w:val="23"/>
+          <w:rtl w:val="true"/>
+        </w:rPr>
+        <w:t>استفاده می‌شود</w:t>
+      </w:r>
+      <w:r>
+        <w:rPr>
+          <w:rFonts w:eastAsia="Noto Naskh Arabic" w:cs="LM Roman Slanted 9" w:ascii="LM Roman Slanted 9" w:hAnsi="LM Roman Slanted 9"/>
+          <w:b w:val="false"/>
+          <w:i w:val="false"/>
+          <w:sz w:val="23"/>
+          <w:rtl w:val="true"/>
+        </w:rPr>
+        <w:t>.</w:t>
       </w:r>
     </w:p>
     <w:p>
@@ -9222,6 +9796,7 @@
       </w:pPr>
       <w:r>
         <w:rPr>
+          <w:rFonts w:cs="LM Roman Slanted 9" w:ascii="LM Roman Slanted 9" w:hAnsi="LM Roman Slanted 9"/>
           <w:rtl w:val="true"/>
         </w:rPr>
       </w:r>
